--- a/book/word/Chapter 39 - The Bite Marks Only One Man Could See.docx
+++ b/book/word/Chapter 39 - The Bite Marks Only One Man Could See.docx
@@ -657,19 +657,13 @@
         <w:t xml:space="preserve">Howard v. State</w:t>
       </w:r>
       <w:r>
-        <w:t xml:space="preserve">, No. 2018-CA-01586-SCT</w:t>
-      </w:r>
-      <w:r>
-        <w:t xml:space="preserve"> </w:t>
-      </w:r>
-      <w:r>
-        <w:t xml:space="preserve">(Miss. 2020) (reported at 300 So. 3d 1011 - confirm the reporter page),</w:t>
-      </w:r>
-      <w:r>
-        <w:t xml:space="preserve"> </w:t>
-      </w:r>
-      <w:r>
-        <w:t xml:space="preserve">Supreme Court of Mississippi, decided 2020.</w:t>
+        <w:t xml:space="preserve">, 300 So. 3d 1011 (Miss. 2020),</w:t>
+      </w:r>
+      <w:r>
+        <w:t xml:space="preserve"> </w:t>
+      </w:r>
+      <w:r>
+        <w:t xml:space="preserve">No. 2018-CA-01586-SCT, Supreme Court of Mississippi, decided August 27, 2020.</w:t>
       </w:r>
       <w:r>
         <w:t xml:space="preserve"> </w:t>
